--- a/fichiers/Fiche d'inscription saison 2026-2027 .docx
+++ b/fichiers/Fiche d'inscription saison 2026-2027 .docx
@@ -1,6 +1,6 @@
 
 <file path=word/document.xml><?xml version="1.0" encoding="utf-8"?>
-<w:document xmlns:wpc="http://schemas.microsoft.com/office/word/2010/wordprocessingCanvas" xmlns:cx="http://schemas.microsoft.com/office/drawing/2014/chartex" xmlns:cx1="http://schemas.microsoft.com/office/drawing/2015/9/8/chartex" xmlns:cx2="http://schemas.microsoft.com/office/drawing/2015/10/21/chartex" xmlns:cx3="http://schemas.microsoft.com/office/drawing/2016/5/9/chartex" xmlns:cx4="http://schemas.microsoft.com/office/drawing/2016/5/10/chartex" xmlns:cx5="http://schemas.microsoft.com/office/drawing/2016/5/11/chartex" xmlns:cx6="http://schemas.microsoft.com/office/drawing/2016/5/12/chartex" xmlns:cx7="http://schemas.microsoft.com/office/drawing/2016/5/13/chartex" xmlns:cx8="http://schemas.microsoft.com/office/drawing/2016/5/14/chartex" xmlns:mc="http://schemas.openxmlformats.org/markup-compatibility/2006" xmlns:aink="http://schemas.microsoft.com/office/drawing/2016/ink" xmlns:am3d="http://schemas.microsoft.com/office/drawing/2017/model3d" xmlns:o="urn:schemas-microsoft-com:office:office" xmlns:oel="http://schemas.microsoft.com/office/2019/extlst" xmlns:r="http://schemas.openxmlformats.org/officeDocument/2006/relationships" xmlns:m="http://schemas.openxmlformats.org/officeDocument/2006/math" xmlns:v="urn:schemas-microsoft-com:vml" xmlns:wp14="http://schemas.microsoft.com/office/word/2010/wordprocessingDrawing" xmlns:wp="http://schemas.openxmlformats.org/drawingml/2006/wordprocessingDrawing" xmlns:w10="urn:schemas-microsoft-com:office:word" xmlns:w="http://schemas.openxmlformats.org/wordprocessingml/2006/main" xmlns:w14="http://schemas.microsoft.com/office/word/2010/wordml" xmlns:w15="http://schemas.microsoft.com/office/word/2012/wordml" xmlns:w16cex="http://schemas.microsoft.com/office/word/2018/wordml/cex" xmlns:w16cid="http://schemas.microsoft.com/office/word/2016/wordml/cid" xmlns:w16="http://schemas.microsoft.com/office/word/2018/wordml" xmlns:w16du="http://schemas.microsoft.com/office/word/2023/wordml/word16du" xmlns:w16sdtdh="http://schemas.microsoft.com/office/word/2020/wordml/sdtdatahash" xmlns:w16sdtfl="http://schemas.microsoft.com/office/word/2024/wordml/sdtformatlock" xmlns:w16se="http://schemas.microsoft.com/office/word/2015/wordml/symex" xmlns:wpg="http://schemas.microsoft.com/office/word/2010/wordprocessingGroup" xmlns:wpi="http://schemas.microsoft.com/office/word/2010/wordprocessingInk" xmlns:wne="http://schemas.microsoft.com/office/word/2006/wordml" xmlns:wps="http://schemas.microsoft.com/office/word/2010/wordprocessingShape" mc:Ignorable="w14 w15 w16se w16cid w16 w16cex w16sdtdh w16sdtfl w16du wp14">
+<w:document xmlns:wpc="http://schemas.microsoft.com/office/word/2010/wordprocessingCanvas" xmlns:cx="http://schemas.microsoft.com/office/drawing/2014/chartex" xmlns:cx1="http://schemas.microsoft.com/office/drawing/2015/9/8/chartex" xmlns:cx2="http://schemas.microsoft.com/office/drawing/2015/10/21/chartex" xmlns:cx3="http://schemas.microsoft.com/office/drawing/2016/5/9/chartex" xmlns:cx4="http://schemas.microsoft.com/office/drawing/2016/5/10/chartex" xmlns:cx5="http://schemas.microsoft.com/office/drawing/2016/5/11/chartex" xmlns:cx6="http://schemas.microsoft.com/office/drawing/2016/5/12/chartex" xmlns:cx7="http://schemas.microsoft.com/office/drawing/2016/5/13/chartex" xmlns:cx8="http://schemas.microsoft.com/office/drawing/2016/5/14/chartex" xmlns:mc="http://schemas.openxmlformats.org/markup-compatibility/2006" xmlns:m="http://schemas.openxmlformats.org/officeDocument/2006/math" xmlns:aink="http://schemas.microsoft.com/office/drawing/2016/ink" xmlns:am3d="http://schemas.microsoft.com/office/drawing/2017/model3d" xmlns:oel="http://schemas.microsoft.com/office/2019/extlst" xmlns:r="http://schemas.openxmlformats.org/officeDocument/2006/relationships" xmlns:wp14="http://schemas.microsoft.com/office/word/2010/wordprocessingDrawing" xmlns:wp="http://schemas.openxmlformats.org/drawingml/2006/wordprocessingDrawing" xmlns:wpg="http://schemas.microsoft.com/office/word/2010/wordprocessingGroup" xmlns:wpi="http://schemas.microsoft.com/office/word/2010/wordprocessingInk" xmlns:wps="http://schemas.microsoft.com/office/word/2010/wordprocessingShape" xmlns:o="urn:schemas-microsoft-com:office:office" xmlns:v="urn:schemas-microsoft-com:vml" xmlns:w10="urn:schemas-microsoft-com:office:word" xmlns:w="http://schemas.openxmlformats.org/wordprocessingml/2006/main" xmlns:w14="http://schemas.microsoft.com/office/word/2010/wordml" xmlns:w15="http://schemas.microsoft.com/office/word/2012/wordml" xmlns:w16cex="http://schemas.microsoft.com/office/word/2018/wordml/cex" xmlns:w16cid="http://schemas.microsoft.com/office/word/2016/wordml/cid" xmlns:w16="http://schemas.microsoft.com/office/word/2018/wordml" xmlns:w16sdtdh="http://schemas.microsoft.com/office/word/2020/wordml/sdtdatahash" xmlns:w16sdtfl="http://schemas.microsoft.com/office/word/2024/wordml/sdtformatlock" xmlns:w16se="http://schemas.microsoft.com/office/word/2015/wordml/symex" xmlns:w16du="http://schemas.microsoft.com/office/word/2023/wordml/word16du" xmlns:wne="http://schemas.microsoft.com/office/word/2006/wordml" mc:Ignorable="w14 w15 w16se w16cid w16 w16cex w16sdtdh w16sdtfl w16du wp14">
   <w:body>
     <w:p>
       <w:pPr>
@@ -177,7 +177,7 @@
         <w:rPr>
           <w:rFonts w:ascii="Arial" w:hAnsi="Arial" w:cs="Arial"/>
         </w:rPr>
-        <w:t xml:space="preserve">Prénom + Nom : </w:t>
+        <w:t xml:space="preserve">Prénom Nom : </w:t>
       </w:r>
       <w:r>
         <w:rPr>
@@ -326,15 +326,7 @@
           <w:rFonts w:ascii="Arial" w:hAnsi="Arial" w:cs="Arial"/>
           <w:bCs/>
         </w:rPr>
-        <w:t xml:space="preserve">Nouveau </w:t>
-      </w:r>
-      <w:proofErr w:type="gramStart"/>
-      <w:r>
-        <w:rPr>
-          <w:rFonts w:ascii="Arial" w:hAnsi="Arial" w:cs="Arial"/>
-          <w:bCs/>
-        </w:rPr>
-        <w:t>licencié</w:t>
+        <w:t>Nouveau licencié</w:t>
       </w:r>
       <w:r>
         <w:rPr>
@@ -343,7 +335,6 @@
         </w:rPr>
         <w:t>.e</w:t>
       </w:r>
-      <w:proofErr w:type="gramEnd"/>
       <w:r>
         <w:rPr>
           <w:rFonts w:ascii="Arial" w:hAnsi="Arial" w:cs="Arial"/>
@@ -477,6 +468,13 @@
           <w:rFonts w:ascii="Arial" w:hAnsi="Arial" w:cs="Arial"/>
           <w:bCs/>
         </w:rPr>
+        <w:tab/>
+      </w:r>
+      <w:r>
+        <w:rPr>
+          <w:rFonts w:ascii="Arial" w:hAnsi="Arial" w:cs="Arial"/>
+          <w:bCs/>
+        </w:rPr>
         <w:t xml:space="preserve">□ </w:t>
       </w:r>
       <w:r>
@@ -491,7 +489,23 @@
           <w:rFonts w:ascii="Arial" w:hAnsi="Arial" w:cs="Arial"/>
           <w:bCs/>
         </w:rPr>
-        <w:t xml:space="preserve">      </w:t>
+        <w:t> :  je découvre le badminton ou j’ai moins d’un an de pratique</w:t>
+      </w:r>
+    </w:p>
+    <w:p>
+      <w:pPr>
+        <w:spacing w:after="0"/>
+        <w:rPr>
+          <w:rFonts w:ascii="Arial" w:hAnsi="Arial" w:cs="Arial"/>
+          <w:bCs/>
+        </w:rPr>
+      </w:pPr>
+      <w:r>
+        <w:rPr>
+          <w:rFonts w:ascii="Arial" w:hAnsi="Arial" w:cs="Arial"/>
+          <w:bCs/>
+        </w:rPr>
+        <w:t xml:space="preserve">    </w:t>
       </w:r>
       <w:r>
         <w:rPr>
@@ -505,6 +519,13 @@
           <w:rFonts w:ascii="Arial" w:hAnsi="Arial" w:cs="Arial"/>
           <w:bCs/>
         </w:rPr>
+        <w:tab/>
+      </w:r>
+      <w:r>
+        <w:rPr>
+          <w:rFonts w:ascii="Arial" w:hAnsi="Arial" w:cs="Arial"/>
+          <w:bCs/>
+        </w:rPr>
         <w:t>□ I</w:t>
       </w:r>
       <w:r>
@@ -519,21 +540,54 @@
           <w:rFonts w:ascii="Arial" w:hAnsi="Arial" w:cs="Arial"/>
           <w:bCs/>
         </w:rPr>
+        <w:t> : je joue régulièrement, je maitrise les déplacements et les règles</w:t>
+      </w:r>
+    </w:p>
+    <w:p>
+      <w:pPr>
+        <w:spacing w:after="0"/>
+        <w:ind w:left="720" w:firstLine="720"/>
+        <w:rPr>
+          <w:rFonts w:ascii="Arial" w:hAnsi="Arial" w:cs="Arial"/>
+          <w:bCs/>
+        </w:rPr>
+      </w:pPr>
+      <w:r>
+        <w:rPr>
+          <w:rFonts w:ascii="Arial" w:hAnsi="Arial" w:cs="Arial"/>
+          <w:bCs/>
+        </w:rPr>
+        <w:t>□ Confirmé</w:t>
+      </w:r>
+      <w:r>
+        <w:rPr>
+          <w:rFonts w:ascii="Arial" w:hAnsi="Arial" w:cs="Arial"/>
+          <w:bCs/>
+        </w:rPr>
+        <w:t> : je pratique depuis plusieurs années</w:t>
+      </w:r>
+      <w:r>
+        <w:rPr>
+          <w:rFonts w:ascii="Arial" w:hAnsi="Arial" w:cs="Arial"/>
+          <w:bCs/>
+        </w:rPr>
         <w:tab/>
       </w:r>
-      <w:r>
-        <w:rPr>
-          <w:rFonts w:ascii="Arial" w:hAnsi="Arial" w:cs="Arial"/>
-          <w:bCs/>
-        </w:rPr>
-        <w:t>□ Confirmé</w:t>
-      </w:r>
-      <w:r>
-        <w:rPr>
-          <w:rFonts w:ascii="Arial" w:hAnsi="Arial" w:cs="Arial"/>
-          <w:bCs/>
-        </w:rPr>
-        <w:tab/>
+    </w:p>
+    <w:p>
+      <w:pPr>
+        <w:spacing w:after="0"/>
+        <w:ind w:left="720" w:firstLine="720"/>
+        <w:rPr>
+          <w:rFonts w:ascii="Arial" w:hAnsi="Arial" w:cs="Arial"/>
+          <w:bCs/>
+        </w:rPr>
+      </w:pPr>
+      <w:r>
+        <w:rPr>
+          <w:rFonts w:ascii="Arial" w:hAnsi="Arial" w:cs="Arial"/>
+          <w:bCs/>
+        </w:rPr>
         <w:t xml:space="preserve">□ </w:t>
       </w:r>
       <w:r>
@@ -548,15 +602,26 @@
           <w:rFonts w:ascii="Arial" w:hAnsi="Arial" w:cs="Arial"/>
           <w:bCs/>
         </w:rPr>
-        <w:t xml:space="preserve">          </w:t>
-      </w:r>
-    </w:p>
-    <w:p>
-      <w:pPr>
-        <w:spacing w:after="0"/>
-        <w:rPr>
-          <w:rFonts w:ascii="Arial" w:hAnsi="Arial" w:cs="Arial"/>
-          <w:bCs/>
+        <w:t xml:space="preserve"> : je participe à des tournois officiels </w:t>
+      </w:r>
+      <w:proofErr w:type="spellStart"/>
+      <w:r>
+        <w:rPr>
+          <w:rFonts w:ascii="Arial" w:hAnsi="Arial" w:cs="Arial"/>
+          <w:bCs/>
+        </w:rPr>
+        <w:t>FFBaD</w:t>
+      </w:r>
+      <w:proofErr w:type="spellEnd"/>
+    </w:p>
+    <w:p>
+      <w:pPr>
+        <w:spacing w:after="0"/>
+        <w:rPr>
+          <w:rFonts w:ascii="Arial" w:hAnsi="Arial" w:cs="Arial"/>
+          <w:bCs/>
+          <w:sz w:val="16"/>
+          <w:szCs w:val="16"/>
         </w:rPr>
       </w:pPr>
     </w:p>
@@ -600,7 +665,52 @@
           <w:iCs/>
           <w:color w:val="7F7F7F" w:themeColor="text1" w:themeTint="80"/>
         </w:rPr>
-        <w:t>Entraînements : lundi, mercredi et jeudi de 17h30 à 22h</w:t>
+        <w:t xml:space="preserve">Entraînements : </w:t>
+      </w:r>
+      <w:r>
+        <w:rPr>
+          <w:rFonts w:ascii="Arial" w:hAnsi="Arial" w:cs="Arial"/>
+          <w:i/>
+          <w:iCs/>
+          <w:color w:val="7F7F7F" w:themeColor="text1" w:themeTint="80"/>
+        </w:rPr>
+        <w:t>samed</w:t>
+      </w:r>
+      <w:r>
+        <w:rPr>
+          <w:rFonts w:ascii="Arial" w:hAnsi="Arial" w:cs="Arial"/>
+          <w:i/>
+          <w:iCs/>
+          <w:color w:val="7F7F7F" w:themeColor="text1" w:themeTint="80"/>
+        </w:rPr>
+        <w:t>i,</w:t>
+      </w:r>
+      <w:r>
+        <w:rPr>
+          <w:rFonts w:ascii="Arial" w:hAnsi="Arial" w:cs="Arial"/>
+          <w:i/>
+          <w:iCs/>
+          <w:color w:val="7F7F7F" w:themeColor="text1" w:themeTint="80"/>
+        </w:rPr>
+        <w:t xml:space="preserve"> dimanche</w:t>
+      </w:r>
+      <w:r>
+        <w:rPr>
+          <w:rFonts w:ascii="Arial" w:hAnsi="Arial" w:cs="Arial"/>
+          <w:i/>
+          <w:iCs/>
+          <w:color w:val="7F7F7F" w:themeColor="text1" w:themeTint="80"/>
+        </w:rPr>
+        <w:t xml:space="preserve"> et vacances scolaire</w:t>
+      </w:r>
+      <w:r>
+        <w:rPr>
+          <w:rFonts w:ascii="Arial" w:hAnsi="Arial" w:cs="Arial"/>
+          <w:i/>
+          <w:iCs/>
+          <w:color w:val="7F7F7F" w:themeColor="text1" w:themeTint="80"/>
+        </w:rPr>
+        <w:t>s</w:t>
       </w:r>
     </w:p>
     <w:p>
@@ -755,6 +865,8 @@
         <w:rPr>
           <w:rFonts w:ascii="Arial" w:hAnsi="Arial" w:cs="Arial"/>
           <w:b/>
+          <w:sz w:val="16"/>
+          <w:szCs w:val="16"/>
         </w:rPr>
       </w:pPr>
     </w:p>
@@ -924,6 +1036,8 @@
         <w:spacing w:after="0"/>
         <w:rPr>
           <w:rFonts w:ascii="Arial" w:hAnsi="Arial" w:cs="Arial"/>
+          <w:sz w:val="16"/>
+          <w:szCs w:val="16"/>
         </w:rPr>
       </w:pPr>
     </w:p>
@@ -1067,6 +1181,8 @@
         <w:rPr>
           <w:rFonts w:ascii="Arial" w:hAnsi="Arial" w:cs="Arial"/>
           <w:b/>
+          <w:sz w:val="16"/>
+          <w:szCs w:val="16"/>
           <w:u w:val="single"/>
         </w:rPr>
       </w:pPr>
@@ -1148,6 +1264,8 @@
           <w:b/>
           <w:bCs/>
           <w:color w:val="0631FF"/>
+          <w:sz w:val="16"/>
+          <w:szCs w:val="16"/>
           <w:u w:val="single"/>
         </w:rPr>
       </w:pPr>
@@ -1219,6 +1337,8 @@
         <w:spacing w:after="0"/>
         <w:rPr>
           <w:rFonts w:ascii="Arial" w:hAnsi="Arial" w:cs="Arial"/>
+          <w:sz w:val="16"/>
+          <w:szCs w:val="16"/>
         </w:rPr>
       </w:pPr>
     </w:p>
@@ -1241,6 +1361,20 @@
         </w:rPr>
         <w:t>Signature</w:t>
       </w:r>
+    </w:p>
+    <w:p>
+      <w:pPr>
+        <w:pBdr>
+          <w:top w:val="single" w:sz="8" w:space="1" w:color="0631FF"/>
+        </w:pBdr>
+        <w:spacing w:after="0"/>
+        <w:rPr>
+          <w:rFonts w:ascii="Arial" w:hAnsi="Arial" w:cs="Arial"/>
+          <w:color w:val="000000" w:themeColor="text1"/>
+          <w:sz w:val="16"/>
+          <w:szCs w:val="16"/>
+        </w:rPr>
+      </w:pPr>
     </w:p>
     <w:p>
       <w:pPr>
@@ -1313,7 +1447,7 @@
     <w:sectPr>
       <w:footerReference w:type="default" r:id="rId9"/>
       <w:pgSz w:w="11906" w:h="16838"/>
-      <w:pgMar w:top="1021" w:right="1134" w:bottom="1021" w:left="1134" w:header="709" w:footer="709" w:gutter="0"/>
+      <w:pgMar w:top="851" w:right="1134" w:bottom="567" w:left="1134" w:header="709" w:footer="709" w:gutter="0"/>
       <w:pgNumType w:start="1"/>
       <w:cols w:space="720"/>
     </w:sectPr>
@@ -1322,7 +1456,7 @@
 </file>
 
 <file path=word/endnotes.xml><?xml version="1.0" encoding="utf-8"?>
-<w:endnotes xmlns:wpc="http://schemas.microsoft.com/office/word/2010/wordprocessingCanvas" xmlns:cx="http://schemas.microsoft.com/office/drawing/2014/chartex" xmlns:cx1="http://schemas.microsoft.com/office/drawing/2015/9/8/chartex" xmlns:cx2="http://schemas.microsoft.com/office/drawing/2015/10/21/chartex" xmlns:cx3="http://schemas.microsoft.com/office/drawing/2016/5/9/chartex" xmlns:cx4="http://schemas.microsoft.com/office/drawing/2016/5/10/chartex" xmlns:cx5="http://schemas.microsoft.com/office/drawing/2016/5/11/chartex" xmlns:cx6="http://schemas.microsoft.com/office/drawing/2016/5/12/chartex" xmlns:cx7="http://schemas.microsoft.com/office/drawing/2016/5/13/chartex" xmlns:cx8="http://schemas.microsoft.com/office/drawing/2016/5/14/chartex" xmlns:mc="http://schemas.openxmlformats.org/markup-compatibility/2006" xmlns:aink="http://schemas.microsoft.com/office/drawing/2016/ink" xmlns:am3d="http://schemas.microsoft.com/office/drawing/2017/model3d" xmlns:o="urn:schemas-microsoft-com:office:office" xmlns:oel="http://schemas.microsoft.com/office/2019/extlst" xmlns:r="http://schemas.openxmlformats.org/officeDocument/2006/relationships" xmlns:m="http://schemas.openxmlformats.org/officeDocument/2006/math" xmlns:v="urn:schemas-microsoft-com:vml" xmlns:wp14="http://schemas.microsoft.com/office/word/2010/wordprocessingDrawing" xmlns:wp="http://schemas.openxmlformats.org/drawingml/2006/wordprocessingDrawing" xmlns:w10="urn:schemas-microsoft-com:office:word" xmlns:w="http://schemas.openxmlformats.org/wordprocessingml/2006/main" xmlns:w14="http://schemas.microsoft.com/office/word/2010/wordml" xmlns:w15="http://schemas.microsoft.com/office/word/2012/wordml" xmlns:w16cex="http://schemas.microsoft.com/office/word/2018/wordml/cex" xmlns:w16cid="http://schemas.microsoft.com/office/word/2016/wordml/cid" xmlns:w16="http://schemas.microsoft.com/office/word/2018/wordml" xmlns:w16du="http://schemas.microsoft.com/office/word/2023/wordml/word16du" xmlns:w16sdtdh="http://schemas.microsoft.com/office/word/2020/wordml/sdtdatahash" xmlns:w16sdtfl="http://schemas.microsoft.com/office/word/2024/wordml/sdtformatlock" xmlns:w16se="http://schemas.microsoft.com/office/word/2015/wordml/symex" xmlns:wpg="http://schemas.microsoft.com/office/word/2010/wordprocessingGroup" xmlns:wpi="http://schemas.microsoft.com/office/word/2010/wordprocessingInk" xmlns:wne="http://schemas.microsoft.com/office/word/2006/wordml" xmlns:wps="http://schemas.microsoft.com/office/word/2010/wordprocessingShape" mc:Ignorable="w14 w15 w16se w16cid w16 w16cex w16sdtdh w16sdtfl w16du wp14">
+<w:endnotes xmlns:wpc="http://schemas.microsoft.com/office/word/2010/wordprocessingCanvas" xmlns:cx="http://schemas.microsoft.com/office/drawing/2014/chartex" xmlns:cx1="http://schemas.microsoft.com/office/drawing/2015/9/8/chartex" xmlns:cx2="http://schemas.microsoft.com/office/drawing/2015/10/21/chartex" xmlns:cx3="http://schemas.microsoft.com/office/drawing/2016/5/9/chartex" xmlns:cx4="http://schemas.microsoft.com/office/drawing/2016/5/10/chartex" xmlns:cx5="http://schemas.microsoft.com/office/drawing/2016/5/11/chartex" xmlns:cx6="http://schemas.microsoft.com/office/drawing/2016/5/12/chartex" xmlns:cx7="http://schemas.microsoft.com/office/drawing/2016/5/13/chartex" xmlns:cx8="http://schemas.microsoft.com/office/drawing/2016/5/14/chartex" xmlns:mc="http://schemas.openxmlformats.org/markup-compatibility/2006" xmlns:m="http://schemas.openxmlformats.org/officeDocument/2006/math" xmlns:aink="http://schemas.microsoft.com/office/drawing/2016/ink" xmlns:am3d="http://schemas.microsoft.com/office/drawing/2017/model3d" xmlns:oel="http://schemas.microsoft.com/office/2019/extlst" xmlns:r="http://schemas.openxmlformats.org/officeDocument/2006/relationships" xmlns:wp14="http://schemas.microsoft.com/office/word/2010/wordprocessingDrawing" xmlns:wp="http://schemas.openxmlformats.org/drawingml/2006/wordprocessingDrawing" xmlns:wpg="http://schemas.microsoft.com/office/word/2010/wordprocessingGroup" xmlns:wpi="http://schemas.microsoft.com/office/word/2010/wordprocessingInk" xmlns:wps="http://schemas.microsoft.com/office/word/2010/wordprocessingShape" xmlns:o="urn:schemas-microsoft-com:office:office" xmlns:v="urn:schemas-microsoft-com:vml" xmlns:w10="urn:schemas-microsoft-com:office:word" xmlns:w="http://schemas.openxmlformats.org/wordprocessingml/2006/main" xmlns:w14="http://schemas.microsoft.com/office/word/2010/wordml" xmlns:w15="http://schemas.microsoft.com/office/word/2012/wordml" xmlns:w16cex="http://schemas.microsoft.com/office/word/2018/wordml/cex" xmlns:w16cid="http://schemas.microsoft.com/office/word/2016/wordml/cid" xmlns:w16="http://schemas.microsoft.com/office/word/2018/wordml" xmlns:w16sdtdh="http://schemas.microsoft.com/office/word/2020/wordml/sdtdatahash" xmlns:w16sdtfl="http://schemas.microsoft.com/office/word/2024/wordml/sdtformatlock" xmlns:w16se="http://schemas.microsoft.com/office/word/2015/wordml/symex" xmlns:w16du="http://schemas.microsoft.com/office/word/2023/wordml/word16du" xmlns:wne="http://schemas.microsoft.com/office/word/2006/wordml" mc:Ignorable="w14 w15 w16se w16cid w16 w16cex w16sdtdh w16sdtfl w16du wp14">
   <w:endnote w:type="separator" w:id="-1">
     <w:p>
       <w:pPr>
@@ -1347,29 +1481,37 @@
 </file>
 
 <file path=word/footer1.xml><?xml version="1.0" encoding="utf-8"?>
-<w:ftr xmlns:wpc="http://schemas.microsoft.com/office/word/2010/wordprocessingCanvas" xmlns:cx="http://schemas.microsoft.com/office/drawing/2014/chartex" xmlns:cx1="http://schemas.microsoft.com/office/drawing/2015/9/8/chartex" xmlns:cx2="http://schemas.microsoft.com/office/drawing/2015/10/21/chartex" xmlns:cx3="http://schemas.microsoft.com/office/drawing/2016/5/9/chartex" xmlns:cx4="http://schemas.microsoft.com/office/drawing/2016/5/10/chartex" xmlns:cx5="http://schemas.microsoft.com/office/drawing/2016/5/11/chartex" xmlns:cx6="http://schemas.microsoft.com/office/drawing/2016/5/12/chartex" xmlns:cx7="http://schemas.microsoft.com/office/drawing/2016/5/13/chartex" xmlns:cx8="http://schemas.microsoft.com/office/drawing/2016/5/14/chartex" xmlns:mc="http://schemas.openxmlformats.org/markup-compatibility/2006" xmlns:aink="http://schemas.microsoft.com/office/drawing/2016/ink" xmlns:am3d="http://schemas.microsoft.com/office/drawing/2017/model3d" xmlns:o="urn:schemas-microsoft-com:office:office" xmlns:oel="http://schemas.microsoft.com/office/2019/extlst" xmlns:r="http://schemas.openxmlformats.org/officeDocument/2006/relationships" xmlns:m="http://schemas.openxmlformats.org/officeDocument/2006/math" xmlns:v="urn:schemas-microsoft-com:vml" xmlns:wp14="http://schemas.microsoft.com/office/word/2010/wordprocessingDrawing" xmlns:wp="http://schemas.openxmlformats.org/drawingml/2006/wordprocessingDrawing" xmlns:w10="urn:schemas-microsoft-com:office:word" xmlns:w="http://schemas.openxmlformats.org/wordprocessingml/2006/main" xmlns:w14="http://schemas.microsoft.com/office/word/2010/wordml" xmlns:w15="http://schemas.microsoft.com/office/word/2012/wordml" xmlns:w16cex="http://schemas.microsoft.com/office/word/2018/wordml/cex" xmlns:w16cid="http://schemas.microsoft.com/office/word/2016/wordml/cid" xmlns:w16="http://schemas.microsoft.com/office/word/2018/wordml" xmlns:w16du="http://schemas.microsoft.com/office/word/2023/wordml/word16du" xmlns:w16sdtdh="http://schemas.microsoft.com/office/word/2020/wordml/sdtdatahash" xmlns:w16sdtfl="http://schemas.microsoft.com/office/word/2024/wordml/sdtformatlock" xmlns:w16se="http://schemas.microsoft.com/office/word/2015/wordml/symex" xmlns:wpg="http://schemas.microsoft.com/office/word/2010/wordprocessingGroup" xmlns:wpi="http://schemas.microsoft.com/office/word/2010/wordprocessingInk" xmlns:wne="http://schemas.microsoft.com/office/word/2006/wordml" xmlns:wps="http://schemas.microsoft.com/office/word/2010/wordprocessingShape" mc:Ignorable="w14 w15 w16se w16cid w16 w16cex w16sdtdh w16sdtfl w16du wp14">
+<w:ftr xmlns:wpc="http://schemas.microsoft.com/office/word/2010/wordprocessingCanvas" xmlns:cx="http://schemas.microsoft.com/office/drawing/2014/chartex" xmlns:cx1="http://schemas.microsoft.com/office/drawing/2015/9/8/chartex" xmlns:cx2="http://schemas.microsoft.com/office/drawing/2015/10/21/chartex" xmlns:cx3="http://schemas.microsoft.com/office/drawing/2016/5/9/chartex" xmlns:cx4="http://schemas.microsoft.com/office/drawing/2016/5/10/chartex" xmlns:cx5="http://schemas.microsoft.com/office/drawing/2016/5/11/chartex" xmlns:cx6="http://schemas.microsoft.com/office/drawing/2016/5/12/chartex" xmlns:cx7="http://schemas.microsoft.com/office/drawing/2016/5/13/chartex" xmlns:cx8="http://schemas.microsoft.com/office/drawing/2016/5/14/chartex" xmlns:mc="http://schemas.openxmlformats.org/markup-compatibility/2006" xmlns:m="http://schemas.openxmlformats.org/officeDocument/2006/math" xmlns:aink="http://schemas.microsoft.com/office/drawing/2016/ink" xmlns:am3d="http://schemas.microsoft.com/office/drawing/2017/model3d" xmlns:oel="http://schemas.microsoft.com/office/2019/extlst" xmlns:r="http://schemas.openxmlformats.org/officeDocument/2006/relationships" xmlns:wp14="http://schemas.microsoft.com/office/word/2010/wordprocessingDrawing" xmlns:wp="http://schemas.openxmlformats.org/drawingml/2006/wordprocessingDrawing" xmlns:wpg="http://schemas.microsoft.com/office/word/2010/wordprocessingGroup" xmlns:wpi="http://schemas.microsoft.com/office/word/2010/wordprocessingInk" xmlns:wps="http://schemas.microsoft.com/office/word/2010/wordprocessingShape" xmlns:o="urn:schemas-microsoft-com:office:office" xmlns:v="urn:schemas-microsoft-com:vml" xmlns:w10="urn:schemas-microsoft-com:office:word" xmlns:w="http://schemas.openxmlformats.org/wordprocessingml/2006/main" xmlns:w14="http://schemas.microsoft.com/office/word/2010/wordml" xmlns:w15="http://schemas.microsoft.com/office/word/2012/wordml" xmlns:w16cex="http://schemas.microsoft.com/office/word/2018/wordml/cex" xmlns:w16cid="http://schemas.microsoft.com/office/word/2016/wordml/cid" xmlns:w16="http://schemas.microsoft.com/office/word/2018/wordml" xmlns:w16sdtdh="http://schemas.microsoft.com/office/word/2020/wordml/sdtdatahash" xmlns:w16sdtfl="http://schemas.microsoft.com/office/word/2024/wordml/sdtformatlock" xmlns:w16se="http://schemas.microsoft.com/office/word/2015/wordml/symex" xmlns:w16du="http://schemas.microsoft.com/office/word/2023/wordml/word16du" xmlns:wne="http://schemas.microsoft.com/office/word/2006/wordml" mc:Ignorable="w14 w15 w16se w16cid w16 w16cex w16sdtdh w16sdtfl w16du wp14">
   <w:p>
     <w:pPr>
-      <w:pStyle w:val="Pieddepage"/>
+      <w:pBdr>
+        <w:bottom w:val="single" w:sz="12" w:space="4" w:color="ED0000"/>
+      </w:pBdr>
+      <w:spacing w:after="80"/>
+    </w:pPr>
+  </w:p>
+  <w:p>
+    <w:pPr>
       <w:jc w:val="center"/>
       <w:rPr>
-        <w:rFonts w:ascii="Arial" w:hAnsi="Arial" w:cs="Arial"/>
         <w:lang w:val="en-GB"/>
       </w:rPr>
     </w:pPr>
     <w:r>
       <w:rPr>
-        <w:rFonts w:ascii="Arial" w:hAnsi="Arial" w:cs="Arial"/>
+        <w:rFonts w:ascii="Arial" w:hAnsi="Arial"/>
+        <w:color w:val="666666"/>
+        <w:sz w:val="18"/>
         <w:lang w:val="en-GB"/>
       </w:rPr>
-      <w:t>LYON 8 BADMINTON CLUB | lyon8badmintonclub@gmail.com</w:t>
+      <w:t>Lyon 8 Badminton Club  |  lyon8badmintonclub@gmail.com  |  06 18 06 85 38</w:t>
     </w:r>
   </w:p>
 </w:ftr>
 </file>
 
 <file path=word/footnotes.xml><?xml version="1.0" encoding="utf-8"?>
-<w:footnotes xmlns:wpc="http://schemas.microsoft.com/office/word/2010/wordprocessingCanvas" xmlns:cx="http://schemas.microsoft.com/office/drawing/2014/chartex" xmlns:cx1="http://schemas.microsoft.com/office/drawing/2015/9/8/chartex" xmlns:cx2="http://schemas.microsoft.com/office/drawing/2015/10/21/chartex" xmlns:cx3="http://schemas.microsoft.com/office/drawing/2016/5/9/chartex" xmlns:cx4="http://schemas.microsoft.com/office/drawing/2016/5/10/chartex" xmlns:cx5="http://schemas.microsoft.com/office/drawing/2016/5/11/chartex" xmlns:cx6="http://schemas.microsoft.com/office/drawing/2016/5/12/chartex" xmlns:cx7="http://schemas.microsoft.com/office/drawing/2016/5/13/chartex" xmlns:cx8="http://schemas.microsoft.com/office/drawing/2016/5/14/chartex" xmlns:mc="http://schemas.openxmlformats.org/markup-compatibility/2006" xmlns:aink="http://schemas.microsoft.com/office/drawing/2016/ink" xmlns:am3d="http://schemas.microsoft.com/office/drawing/2017/model3d" xmlns:o="urn:schemas-microsoft-com:office:office" xmlns:oel="http://schemas.microsoft.com/office/2019/extlst" xmlns:r="http://schemas.openxmlformats.org/officeDocument/2006/relationships" xmlns:m="http://schemas.openxmlformats.org/officeDocument/2006/math" xmlns:v="urn:schemas-microsoft-com:vml" xmlns:wp14="http://schemas.microsoft.com/office/word/2010/wordprocessingDrawing" xmlns:wp="http://schemas.openxmlformats.org/drawingml/2006/wordprocessingDrawing" xmlns:w10="urn:schemas-microsoft-com:office:word" xmlns:w="http://schemas.openxmlformats.org/wordprocessingml/2006/main" xmlns:w14="http://schemas.microsoft.com/office/word/2010/wordml" xmlns:w15="http://schemas.microsoft.com/office/word/2012/wordml" xmlns:w16cex="http://schemas.microsoft.com/office/word/2018/wordml/cex" xmlns:w16cid="http://schemas.microsoft.com/office/word/2016/wordml/cid" xmlns:w16="http://schemas.microsoft.com/office/word/2018/wordml" xmlns:w16du="http://schemas.microsoft.com/office/word/2023/wordml/word16du" xmlns:w16sdtdh="http://schemas.microsoft.com/office/word/2020/wordml/sdtdatahash" xmlns:w16sdtfl="http://schemas.microsoft.com/office/word/2024/wordml/sdtformatlock" xmlns:w16se="http://schemas.microsoft.com/office/word/2015/wordml/symex" xmlns:wpg="http://schemas.microsoft.com/office/word/2010/wordprocessingGroup" xmlns:wpi="http://schemas.microsoft.com/office/word/2010/wordprocessingInk" xmlns:wne="http://schemas.microsoft.com/office/word/2006/wordml" xmlns:wps="http://schemas.microsoft.com/office/word/2010/wordprocessingShape" mc:Ignorable="w14 w15 w16se w16cid w16 w16cex w16sdtdh w16sdtfl w16du wp14">
+<w:footnotes xmlns:wpc="http://schemas.microsoft.com/office/word/2010/wordprocessingCanvas" xmlns:cx="http://schemas.microsoft.com/office/drawing/2014/chartex" xmlns:cx1="http://schemas.microsoft.com/office/drawing/2015/9/8/chartex" xmlns:cx2="http://schemas.microsoft.com/office/drawing/2015/10/21/chartex" xmlns:cx3="http://schemas.microsoft.com/office/drawing/2016/5/9/chartex" xmlns:cx4="http://schemas.microsoft.com/office/drawing/2016/5/10/chartex" xmlns:cx5="http://schemas.microsoft.com/office/drawing/2016/5/11/chartex" xmlns:cx6="http://schemas.microsoft.com/office/drawing/2016/5/12/chartex" xmlns:cx7="http://schemas.microsoft.com/office/drawing/2016/5/13/chartex" xmlns:cx8="http://schemas.microsoft.com/office/drawing/2016/5/14/chartex" xmlns:mc="http://schemas.openxmlformats.org/markup-compatibility/2006" xmlns:m="http://schemas.openxmlformats.org/officeDocument/2006/math" xmlns:aink="http://schemas.microsoft.com/office/drawing/2016/ink" xmlns:am3d="http://schemas.microsoft.com/office/drawing/2017/model3d" xmlns:oel="http://schemas.microsoft.com/office/2019/extlst" xmlns:r="http://schemas.openxmlformats.org/officeDocument/2006/relationships" xmlns:wp14="http://schemas.microsoft.com/office/word/2010/wordprocessingDrawing" xmlns:wp="http://schemas.openxmlformats.org/drawingml/2006/wordprocessingDrawing" xmlns:wpg="http://schemas.microsoft.com/office/word/2010/wordprocessingGroup" xmlns:wpi="http://schemas.microsoft.com/office/word/2010/wordprocessingInk" xmlns:wps="http://schemas.microsoft.com/office/word/2010/wordprocessingShape" xmlns:o="urn:schemas-microsoft-com:office:office" xmlns:v="urn:schemas-microsoft-com:vml" xmlns:w10="urn:schemas-microsoft-com:office:word" xmlns:w="http://schemas.openxmlformats.org/wordprocessingml/2006/main" xmlns:w14="http://schemas.microsoft.com/office/word/2010/wordml" xmlns:w15="http://schemas.microsoft.com/office/word/2012/wordml" xmlns:w16cex="http://schemas.microsoft.com/office/word/2018/wordml/cex" xmlns:w16cid="http://schemas.microsoft.com/office/word/2016/wordml/cid" xmlns:w16="http://schemas.microsoft.com/office/word/2018/wordml" xmlns:w16sdtdh="http://schemas.microsoft.com/office/word/2020/wordml/sdtdatahash" xmlns:w16sdtfl="http://schemas.microsoft.com/office/word/2024/wordml/sdtformatlock" xmlns:w16se="http://schemas.microsoft.com/office/word/2015/wordml/symex" xmlns:w16du="http://schemas.microsoft.com/office/word/2023/wordml/word16du" xmlns:wne="http://schemas.microsoft.com/office/word/2006/wordml" mc:Ignorable="w14 w15 w16se w16cid w16 w16cex w16sdtdh w16sdtfl w16du wp14">
   <w:footnote w:type="separator" w:id="-1">
     <w:p>
       <w:pPr>
@@ -1394,7 +1536,7 @@
 </file>
 
 <file path=word/numbering.xml><?xml version="1.0" encoding="utf-8"?>
-<w:numbering xmlns:wpc="http://schemas.microsoft.com/office/word/2010/wordprocessingCanvas" xmlns:cx="http://schemas.microsoft.com/office/drawing/2014/chartex" xmlns:cx1="http://schemas.microsoft.com/office/drawing/2015/9/8/chartex" xmlns:cx2="http://schemas.microsoft.com/office/drawing/2015/10/21/chartex" xmlns:cx3="http://schemas.microsoft.com/office/drawing/2016/5/9/chartex" xmlns:cx4="http://schemas.microsoft.com/office/drawing/2016/5/10/chartex" xmlns:cx5="http://schemas.microsoft.com/office/drawing/2016/5/11/chartex" xmlns:cx6="http://schemas.microsoft.com/office/drawing/2016/5/12/chartex" xmlns:cx7="http://schemas.microsoft.com/office/drawing/2016/5/13/chartex" xmlns:cx8="http://schemas.microsoft.com/office/drawing/2016/5/14/chartex" xmlns:mc="http://schemas.openxmlformats.org/markup-compatibility/2006" xmlns:aink="http://schemas.microsoft.com/office/drawing/2016/ink" xmlns:am3d="http://schemas.microsoft.com/office/drawing/2017/model3d" xmlns:o="urn:schemas-microsoft-com:office:office" xmlns:oel="http://schemas.microsoft.com/office/2019/extlst" xmlns:r="http://schemas.openxmlformats.org/officeDocument/2006/relationships" xmlns:m="http://schemas.openxmlformats.org/officeDocument/2006/math" xmlns:v="urn:schemas-microsoft-com:vml" xmlns:wp14="http://schemas.microsoft.com/office/word/2010/wordprocessingDrawing" xmlns:wp="http://schemas.openxmlformats.org/drawingml/2006/wordprocessingDrawing" xmlns:w10="urn:schemas-microsoft-com:office:word" xmlns:w="http://schemas.openxmlformats.org/wordprocessingml/2006/main" xmlns:w14="http://schemas.microsoft.com/office/word/2010/wordml" xmlns:w15="http://schemas.microsoft.com/office/word/2012/wordml" xmlns:w16cex="http://schemas.microsoft.com/office/word/2018/wordml/cex" xmlns:w16cid="http://schemas.microsoft.com/office/word/2016/wordml/cid" xmlns:w16="http://schemas.microsoft.com/office/word/2018/wordml" xmlns:w16du="http://schemas.microsoft.com/office/word/2023/wordml/word16du" xmlns:w16sdtdh="http://schemas.microsoft.com/office/word/2020/wordml/sdtdatahash" xmlns:w16sdtfl="http://schemas.microsoft.com/office/word/2024/wordml/sdtformatlock" xmlns:w16se="http://schemas.microsoft.com/office/word/2015/wordml/symex" xmlns:wpg="http://schemas.microsoft.com/office/word/2010/wordprocessingGroup" xmlns:wpi="http://schemas.microsoft.com/office/word/2010/wordprocessingInk" xmlns:wne="http://schemas.microsoft.com/office/word/2006/wordml" xmlns:wps="http://schemas.microsoft.com/office/word/2010/wordprocessingShape" mc:Ignorable="w14 w15 w16se w16cid w16 w16cex w16sdtdh w16sdtfl w16du wp14">
+<w:numbering xmlns:wpc="http://schemas.microsoft.com/office/word/2010/wordprocessingCanvas" xmlns:cx="http://schemas.microsoft.com/office/drawing/2014/chartex" xmlns:cx1="http://schemas.microsoft.com/office/drawing/2015/9/8/chartex" xmlns:cx2="http://schemas.microsoft.com/office/drawing/2015/10/21/chartex" xmlns:cx3="http://schemas.microsoft.com/office/drawing/2016/5/9/chartex" xmlns:cx4="http://schemas.microsoft.com/office/drawing/2016/5/10/chartex" xmlns:cx5="http://schemas.microsoft.com/office/drawing/2016/5/11/chartex" xmlns:cx6="http://schemas.microsoft.com/office/drawing/2016/5/12/chartex" xmlns:cx7="http://schemas.microsoft.com/office/drawing/2016/5/13/chartex" xmlns:cx8="http://schemas.microsoft.com/office/drawing/2016/5/14/chartex" xmlns:mc="http://schemas.openxmlformats.org/markup-compatibility/2006" xmlns:m="http://schemas.openxmlformats.org/officeDocument/2006/math" xmlns:aink="http://schemas.microsoft.com/office/drawing/2016/ink" xmlns:am3d="http://schemas.microsoft.com/office/drawing/2017/model3d" xmlns:oel="http://schemas.microsoft.com/office/2019/extlst" xmlns:r="http://schemas.openxmlformats.org/officeDocument/2006/relationships" xmlns:wp14="http://schemas.microsoft.com/office/word/2010/wordprocessingDrawing" xmlns:wp="http://schemas.openxmlformats.org/drawingml/2006/wordprocessingDrawing" xmlns:wpg="http://schemas.microsoft.com/office/word/2010/wordprocessingGroup" xmlns:wpi="http://schemas.microsoft.com/office/word/2010/wordprocessingInk" xmlns:wps="http://schemas.microsoft.com/office/word/2010/wordprocessingShape" xmlns:o="urn:schemas-microsoft-com:office:office" xmlns:v="urn:schemas-microsoft-com:vml" xmlns:w10="urn:schemas-microsoft-com:office:word" xmlns:w="http://schemas.openxmlformats.org/wordprocessingml/2006/main" xmlns:w14="http://schemas.microsoft.com/office/word/2010/wordml" xmlns:w15="http://schemas.microsoft.com/office/word/2012/wordml" xmlns:w16cex="http://schemas.microsoft.com/office/word/2018/wordml/cex" xmlns:w16cid="http://schemas.microsoft.com/office/word/2016/wordml/cid" xmlns:w16="http://schemas.microsoft.com/office/word/2018/wordml" xmlns:w16sdtdh="http://schemas.microsoft.com/office/word/2020/wordml/sdtdatahash" xmlns:w16sdtfl="http://schemas.microsoft.com/office/word/2024/wordml/sdtformatlock" xmlns:w16se="http://schemas.microsoft.com/office/word/2015/wordml/symex" xmlns:w16du="http://schemas.microsoft.com/office/word/2023/wordml/word16du" xmlns:wne="http://schemas.microsoft.com/office/word/2006/wordml" mc:Ignorable="w14 w15 w16se w16cid w16 w16cex w16sdtdh w16sdtfl w16du wp14">
   <w:abstractNum w:abstractNumId="0" w15:restartNumberingAfterBreak="0">
     <w:nsid w:val="FFFFFF89"/>
     <w:multiLevelType w:val="singleLevel"/>
@@ -1423,7 +1565,7 @@
 </file>
 
 <file path=word/styles.xml><?xml version="1.0" encoding="utf-8"?>
-<w:styles xmlns:mc="http://schemas.openxmlformats.org/markup-compatibility/2006" xmlns:r="http://schemas.openxmlformats.org/officeDocument/2006/relationships" xmlns:w="http://schemas.openxmlformats.org/wordprocessingml/2006/main" xmlns:w14="http://schemas.microsoft.com/office/word/2010/wordml" xmlns:w15="http://schemas.microsoft.com/office/word/2012/wordml" xmlns:w16cex="http://schemas.microsoft.com/office/word/2018/wordml/cex" xmlns:w16cid="http://schemas.microsoft.com/office/word/2016/wordml/cid" xmlns:w16="http://schemas.microsoft.com/office/word/2018/wordml" xmlns:w16du="http://schemas.microsoft.com/office/word/2023/wordml/word16du" xmlns:w16sdtdh="http://schemas.microsoft.com/office/word/2020/wordml/sdtdatahash" xmlns:w16sdtfl="http://schemas.microsoft.com/office/word/2024/wordml/sdtformatlock" xmlns:w16se="http://schemas.microsoft.com/office/word/2015/wordml/symex" mc:Ignorable="w14 w15 w16se w16cid w16 w16cex w16sdtdh w16sdtfl w16du">
+<w:styles xmlns:mc="http://schemas.openxmlformats.org/markup-compatibility/2006" xmlns:r="http://schemas.openxmlformats.org/officeDocument/2006/relationships" xmlns:w="http://schemas.openxmlformats.org/wordprocessingml/2006/main" xmlns:w14="http://schemas.microsoft.com/office/word/2010/wordml" xmlns:w15="http://schemas.microsoft.com/office/word/2012/wordml" xmlns:w16cex="http://schemas.microsoft.com/office/word/2018/wordml/cex" xmlns:w16cid="http://schemas.microsoft.com/office/word/2016/wordml/cid" xmlns:w16="http://schemas.microsoft.com/office/word/2018/wordml" xmlns:w16sdtdh="http://schemas.microsoft.com/office/word/2020/wordml/sdtdatahash" xmlns:w16sdtfl="http://schemas.microsoft.com/office/word/2024/wordml/sdtformatlock" xmlns:w16se="http://schemas.microsoft.com/office/word/2015/wordml/symex" xmlns:w16du="http://schemas.microsoft.com/office/word/2023/wordml/word16du" mc:Ignorable="w14 w15 w16se w16cid w16 w16cex w16sdtdh w16sdtfl w16du">
   <w:docDefaults>
     <w:rPrDefault>
       <w:rPr>
